--- a/testakten/starug-schutzschirm-grossbach-druckguss-erfurt/14_strategie_memorandum.docx
+++ b/testakten/starug-schutzschirm-grossbach-druckguss-erfurt/14_strategie_memorandum.docx
@@ -5,84 +5,129 @@
     <w:p>
       <w:pPr>
         <w:pStyle w:val="Heading1"/>
+        <w:spacing w:after="160" w:line="259" w:lineRule="auto"/>
       </w:pPr>
       <w:r>
         <w:rPr>
           <w:rFonts w:ascii="Times New Roman" w:hAnsi="Times New Roman"/>
+          <w:b/>
+          <w:sz w:val="28"/>
         </w:rPr>
         <w:t>14 – Strategie-Memorandum</w:t>
       </w:r>
     </w:p>
     <w:p>
       <w:pPr>
+        <w:spacing w:before="120" w:after="60" w:line="259" w:lineRule="auto"/>
         <w:jc w:val="left"/>
       </w:pPr>
       <w:r>
         <w:rPr>
+          <w:rFonts w:ascii="Times New Roman" w:hAnsi="Times New Roman"/>
           <w:b/>
+          <w:sz w:val="22"/>
         </w:rPr>
         <w:t>An:</w:t>
       </w:r>
       <w:r>
+        <w:rPr>
+          <w:rFonts w:ascii="Times New Roman" w:hAnsi="Times New Roman"/>
+          <w:b/>
+          <w:sz w:val="22"/>
+        </w:rPr>
         <w:t xml:space="preserve"> Friedhelm Großbach, Bertha Großbach-Riemenschneider</w:t>
       </w:r>
     </w:p>
     <w:p>
       <w:pPr>
+        <w:spacing w:before="120" w:after="60" w:line="259" w:lineRule="auto"/>
         <w:jc w:val="left"/>
       </w:pPr>
       <w:r>
         <w:rPr>
+          <w:rFonts w:ascii="Times New Roman" w:hAnsi="Times New Roman"/>
           <w:b/>
+          <w:sz w:val="22"/>
         </w:rPr>
         <w:t>Von:</w:t>
       </w:r>
       <w:r>
+        <w:rPr>
+          <w:rFonts w:ascii="Times New Roman" w:hAnsi="Times New Roman"/>
+          <w:b/>
+          <w:sz w:val="22"/>
+        </w:rPr>
         <w:t xml:space="preserve"> RA Dr. Maximilian Drosselberg</w:t>
       </w:r>
     </w:p>
     <w:p>
       <w:pPr>
+        <w:spacing w:before="120" w:after="60" w:line="259" w:lineRule="auto"/>
         <w:jc w:val="left"/>
       </w:pPr>
       <w:r>
         <w:rPr>
-          <w:b/>
+          <w:rFonts w:ascii="Times New Roman" w:hAnsi="Times New Roman"/>
+          <w:b w:val="0"/>
+          <w:i w:val="0"/>
+          <w:sz w:val="22"/>
         </w:rPr>
         <w:t>Datum:</w:t>
       </w:r>
       <w:r>
+        <w:rPr>
+          <w:rFonts w:ascii="Times New Roman" w:hAnsi="Times New Roman"/>
+          <w:b w:val="0"/>
+          <w:i w:val="0"/>
+          <w:sz w:val="22"/>
+        </w:rPr>
         <w:t xml:space="preserve"> 28. Mai 2026</w:t>
       </w:r>
     </w:p>
     <w:p>
       <w:pPr>
+        <w:spacing w:before="120" w:after="60" w:line="259" w:lineRule="auto"/>
         <w:jc w:val="left"/>
       </w:pPr>
       <w:r>
         <w:rPr>
+          <w:rFonts w:ascii="Times New Roman" w:hAnsi="Times New Roman"/>
           <w:b/>
+          <w:sz w:val="22"/>
         </w:rPr>
         <w:t>Vertraulichkeit:</w:t>
       </w:r>
       <w:r>
+        <w:rPr>
+          <w:rFonts w:ascii="Times New Roman" w:hAnsi="Times New Roman"/>
+          <w:b/>
+          <w:sz w:val="22"/>
+        </w:rPr>
         <w:t xml:space="preserve"> Mandantenprivilegiert – nicht weiterzuleiten</w:t>
       </w:r>
     </w:p>
-    <w:p/>
+    <w:p>
+      <w:pPr>
+        <w:spacing w:line="259" w:lineRule="auto" w:after="60"/>
+      </w:pPr>
+    </w:p>
     <w:p>
       <w:pPr>
         <w:pStyle w:val="Heading2"/>
+        <w:spacing w:before="120" w:after="60" w:line="259" w:lineRule="auto"/>
       </w:pPr>
       <w:r>
         <w:rPr>
           <w:rFonts w:ascii="Times New Roman" w:hAnsi="Times New Roman"/>
+          <w:b/>
+          <w:sz w:val="22"/>
         </w:rPr>
         <w:t>Zusammenfassung der Gesamtstrategie</w:t>
       </w:r>
     </w:p>
     <w:p>
       <w:pPr>
+        <w:spacing w:line="259" w:lineRule="auto" w:after="60"/>
         <w:jc w:val="left"/>
       </w:pPr>
       <w:r>
@@ -91,6 +136,7 @@
     </w:p>
     <w:p>
       <w:pPr>
+        <w:spacing w:line="259" w:lineRule="auto" w:after="60"/>
         <w:jc w:val="left"/>
       </w:pPr>
       <w:r>
@@ -99,6 +145,7 @@
     </w:p>
     <w:p>
       <w:pPr>
+        <w:spacing w:line="259" w:lineRule="auto" w:after="60"/>
         <w:jc w:val="left"/>
       </w:pPr>
       <w:r>
@@ -107,16 +154,22 @@
     </w:p>
     <w:p>
       <w:pPr>
+        <w:spacing w:line="259" w:lineRule="auto" w:after="60"/>
         <w:jc w:val="left"/>
       </w:pPr>
       <w:r>
         <w:t>Überblick über die rechtlichen und wirtschaftlichen Handlungsoptionen geben.</w:t>
       </w:r>
     </w:p>
-    <w:p/>
+    <w:p>
+      <w:pPr>
+        <w:spacing w:line="259" w:lineRule="auto" w:after="60"/>
+      </w:pPr>
+    </w:p>
     <w:p>
       <w:pPr>
         <w:pStyle w:val="Heading2"/>
+        <w:spacing w:line="259" w:lineRule="auto" w:after="60"/>
       </w:pPr>
       <w:r>
         <w:rPr>
@@ -127,6 +180,7 @@
     </w:p>
     <w:p>
       <w:pPr>
+        <w:spacing w:line="259" w:lineRule="auto" w:after="60"/>
         <w:jc w:val="left"/>
       </w:pPr>
       <w:r>
@@ -135,6 +189,7 @@
     </w:p>
     <w:p>
       <w:pPr>
+        <w:spacing w:line="259" w:lineRule="auto" w:after="60"/>
         <w:jc w:val="left"/>
       </w:pPr>
       <w:r>
@@ -143,6 +198,7 @@
     </w:p>
     <w:p>
       <w:pPr>
+        <w:spacing w:line="259" w:lineRule="auto" w:after="60"/>
         <w:jc w:val="left"/>
       </w:pPr>
       <w:r>
@@ -151,6 +207,7 @@
     </w:p>
     <w:p>
       <w:pPr>
+        <w:spacing w:line="259" w:lineRule="auto" w:after="60"/>
         <w:jc w:val="left"/>
       </w:pPr>
       <w:r>
@@ -159,6 +216,7 @@
     </w:p>
     <w:p>
       <w:pPr>
+        <w:spacing w:line="259" w:lineRule="auto" w:after="60"/>
         <w:jc w:val="left"/>
       </w:pPr>
       <w:r>
@@ -167,6 +225,7 @@
     </w:p>
     <w:p>
       <w:pPr>
+        <w:spacing w:line="259" w:lineRule="auto" w:after="60"/>
         <w:jc w:val="left"/>
       </w:pPr>
       <w:r>
@@ -179,6 +238,7 @@
     <w:p>
       <w:pPr>
         <w:pStyle w:val="ListBullet"/>
+        <w:spacing w:line="259" w:lineRule="auto" w:after="60"/>
       </w:pPr>
       <w:r>
         <w:t>Schutzschirmantrag ist eingereicht (203 IN 71/26 SA), Verfahren läuft</w:t>
@@ -187,6 +247,7 @@
     <w:p>
       <w:pPr>
         <w:pStyle w:val="ListBullet"/>
+        <w:spacing w:line="259" w:lineRule="auto" w:after="60"/>
       </w:pPr>
       <w:r>
         <w:t>Restrukturierungsanzeige beim AG Erfurt (203 RES 7/26) ist erfolgt</w:t>
@@ -195,6 +256,7 @@
     <w:p>
       <w:pPr>
         <w:pStyle w:val="ListBullet"/>
+        <w:spacing w:line="259" w:lineRule="auto" w:after="60"/>
       </w:pPr>
       <w:r>
         <w:t>Sparkasse ist verhandlungsbereit; Standstill-Abkommen sichert bis 30.06.2026</w:t>
@@ -203,6 +265,7 @@
     <w:p>
       <w:pPr>
         <w:pStyle w:val="ListBullet"/>
+        <w:spacing w:line="259" w:lineRule="auto" w:after="60"/>
       </w:pPr>
       <w:r>
         <w:t>BTC-Bestand Friedhelm Großbach bietet konkreten Liquiditätspuffer (612 TEUR)</w:t>
@@ -211,6 +274,7 @@
     <w:p>
       <w:pPr>
         <w:pStyle w:val="ListBullet"/>
+        <w:spacing w:line="259" w:lineRule="auto" w:after="60"/>
       </w:pPr>
       <w:r>
         <w:t>IDW-S-6-Gutachten liegt vor und bestätigt Sanierungsfähigkeit</w:t>
@@ -219,6 +283,7 @@
     <w:p>
       <w:pPr>
         <w:pStyle w:val="ListBullet"/>
+        <w:spacing w:line="259" w:lineRule="auto" w:after="60"/>
       </w:pPr>
       <w:r>
         <w:t>Insolvenzgeld sichert 3 Monate Lohnzahlungen</w:t>
@@ -226,6 +291,7 @@
     </w:p>
     <w:p>
       <w:pPr>
+        <w:spacing w:line="259" w:lineRule="auto" w:after="60"/>
         <w:jc w:val="left"/>
       </w:pPr>
       <w:r>
@@ -238,6 +304,7 @@
     <w:p>
       <w:pPr>
         <w:pStyle w:val="ListBullet"/>
+        <w:spacing w:line="259" w:lineRule="auto" w:after="60"/>
       </w:pPr>
       <w:r>
         <w:t>Magnesium Voß: Gläubigerantrag-Drohung noch nicht endgültig abgewendet</w:t>
@@ -246,6 +313,7 @@
     <w:p>
       <w:pPr>
         <w:pStyle w:val="ListBullet"/>
+        <w:spacing w:line="259" w:lineRule="auto" w:after="60"/>
       </w:pPr>
       <w:r>
         <w:t>Siemens-Pönale: 1,2 Mio. EUR Risiko, Verhandlung steht aus</w:t>
@@ -254,6 +322,7 @@
     <w:p>
       <w:pPr>
         <w:pStyle w:val="ListBullet"/>
+        <w:spacing w:line="259" w:lineRule="auto" w:after="60"/>
       </w:pPr>
       <w:r>
         <w:t>Aluminium Stade: Ersttermin noch nicht stattgefunden; Lieferkettenrisiko hoch</w:t>
@@ -262,15 +331,21 @@
     <w:p>
       <w:pPr>
         <w:pStyle w:val="ListBullet"/>
+        <w:spacing w:line="259" w:lineRule="auto" w:after="60"/>
       </w:pPr>
       <w:r>
         <w:t>Anfechtungsansprüche (Friedhelm-Darlehen, Bertha-Bonus): rechtlich ungelöst</w:t>
       </w:r>
     </w:p>
-    <w:p/>
+    <w:p>
+      <w:pPr>
+        <w:spacing w:line="259" w:lineRule="auto" w:after="60"/>
+      </w:pPr>
+    </w:p>
     <w:p>
       <w:pPr>
         <w:pStyle w:val="Heading2"/>
+        <w:spacing w:line="259" w:lineRule="auto" w:after="60"/>
       </w:pPr>
       <w:r>
         <w:rPr>
@@ -282,6 +357,7 @@
     <w:p>
       <w:pPr>
         <w:pStyle w:val="Heading3"/>
+        <w:spacing w:line="259" w:lineRule="auto" w:after="60"/>
       </w:pPr>
       <w:r>
         <w:rPr>
@@ -292,6 +368,7 @@
     </w:p>
     <w:p>
       <w:pPr>
+        <w:spacing w:line="259" w:lineRule="auto" w:after="60"/>
         <w:jc w:val="left"/>
       </w:pPr>
       <w:r>
@@ -306,6 +383,7 @@
     </w:p>
     <w:p>
       <w:pPr>
+        <w:spacing w:line="259" w:lineRule="auto" w:after="60"/>
         <w:jc w:val="left"/>
       </w:pPr>
       <w:r>
@@ -314,6 +392,7 @@
     </w:p>
     <w:p>
       <w:pPr>
+        <w:spacing w:line="259" w:lineRule="auto" w:after="60"/>
         <w:jc w:val="left"/>
       </w:pPr>
       <w:r>
@@ -326,6 +405,7 @@
     <w:p>
       <w:pPr>
         <w:pStyle w:val="ListBullet"/>
+        <w:spacing w:line="259" w:lineRule="auto" w:after="60"/>
       </w:pPr>
       <w:r>
         <w:t>BTC-Liquidierung (600.000 EUR Einlage in KG, Option A)</w:t>
@@ -334,6 +414,7 @@
     <w:p>
       <w:pPr>
         <w:pStyle w:val="ListBullet"/>
+        <w:spacing w:line="259" w:lineRule="auto" w:after="60"/>
       </w:pPr>
       <w:r>
         <w:t>Sparkasse Standstill bis 30.06. (verlängern auf 30.09.)</w:t>
@@ -342,6 +423,7 @@
     <w:p>
       <w:pPr>
         <w:pStyle w:val="ListBullet"/>
+        <w:spacing w:line="259" w:lineRule="auto" w:after="60"/>
       </w:pPr>
       <w:r>
         <w:t>Sofortzahlung 50.000 EUR an Voß; Ratenplan-Einigung</w:t>
@@ -350,6 +432,7 @@
     <w:p>
       <w:pPr>
         <w:pStyle w:val="ListBullet"/>
+        <w:spacing w:line="259" w:lineRule="auto" w:after="60"/>
       </w:pPr>
       <w:r>
         <w:t>Insolvenzgeld-Antragstellung für 187 Arbeitnehmer</w:t>
@@ -358,6 +441,7 @@
     <w:p>
       <w:pPr>
         <w:pStyle w:val="ListBullet"/>
+        <w:spacing w:line="259" w:lineRule="auto" w:after="60"/>
       </w:pPr>
       <w:r>
         <w:t>Factoring-Vereinbarung Eurofactor (800.000 EUR sofort)</w:t>
@@ -366,6 +450,7 @@
     <w:p>
       <w:pPr>
         <w:pStyle w:val="ListBullet"/>
+        <w:spacing w:line="259" w:lineRule="auto" w:after="60"/>
       </w:pPr>
       <w:r>
         <w:t>Siemens-Pönale-Verhandlung (vor Ende Mai, Zielsetzung: Pönale auf 200.000 EUR begrenzen)</w:t>
@@ -374,6 +459,7 @@
     <w:p>
       <w:pPr>
         <w:pStyle w:val="Heading3"/>
+        <w:spacing w:line="259" w:lineRule="auto" w:after="60"/>
       </w:pPr>
       <w:r>
         <w:rPr>
@@ -384,6 +470,7 @@
     </w:p>
     <w:p>
       <w:pPr>
+        <w:spacing w:line="259" w:lineRule="auto" w:after="60"/>
         <w:jc w:val="left"/>
       </w:pPr>
       <w:r>
@@ -398,6 +485,7 @@
     </w:p>
     <w:p>
       <w:pPr>
+        <w:spacing w:line="259" w:lineRule="auto" w:after="60"/>
         <w:jc w:val="left"/>
       </w:pPr>
       <w:r>
@@ -406,6 +494,7 @@
     </w:p>
     <w:p>
       <w:pPr>
+        <w:spacing w:line="259" w:lineRule="auto" w:after="60"/>
         <w:jc w:val="left"/>
       </w:pPr>
       <w:r>
@@ -418,6 +507,7 @@
     <w:p>
       <w:pPr>
         <w:pStyle w:val="ListBullet"/>
+        <w:spacing w:line="259" w:lineRule="auto" w:after="60"/>
       </w:pPr>
       <w:r>
         <w:t>Abstimmungstermin StaRUG-Plan: 15.07.2026</w:t>
@@ -426,6 +516,7 @@
     <w:p>
       <w:pPr>
         <w:pStyle w:val="ListBullet"/>
+        <w:spacing w:line="259" w:lineRule="auto" w:after="60"/>
       </w:pPr>
       <w:r>
         <w:t>Personalreduzierung: 187 → 162 MA (Sozialplan bis September 2026)</w:t>
@@ -434,6 +525,7 @@
     <w:p>
       <w:pPr>
         <w:pStyle w:val="ListBullet"/>
+        <w:spacing w:line="259" w:lineRule="auto" w:after="60"/>
       </w:pPr>
       <w:r>
         <w:t>Kurzarbeit für 40 MA (6 Monate)</w:t>
@@ -442,6 +534,7 @@
     <w:p>
       <w:pPr>
         <w:pStyle w:val="ListBullet"/>
+        <w:spacing w:line="259" w:lineRule="auto" w:after="60"/>
       </w:pPr>
       <w:r>
         <w:t>Energiekostenoptimierung: PV-Anlage Angebot einholen (Dachfläche Werk 2)</w:t>
@@ -450,6 +543,7 @@
     <w:p>
       <w:pPr>
         <w:pStyle w:val="ListBullet"/>
+        <w:spacing w:line="259" w:lineRule="auto" w:after="60"/>
       </w:pPr>
       <w:r>
         <w:t>Maschinenverkauf (3 ältere Druckgussanlagen, Erlös ca. 1,2 Mio. EUR)</w:t>
@@ -458,6 +552,7 @@
     <w:p>
       <w:pPr>
         <w:pStyle w:val="ListBullet"/>
+        <w:spacing w:line="259" w:lineRule="auto" w:after="60"/>
       </w:pPr>
       <w:r>
         <w:t>Debt-to-Equity-Swap Sparkasse finalisieren</w:t>
@@ -466,6 +561,7 @@
     <w:p>
       <w:pPr>
         <w:pStyle w:val="Heading3"/>
+        <w:spacing w:line="259" w:lineRule="auto" w:after="60"/>
       </w:pPr>
       <w:r>
         <w:rPr>
@@ -476,6 +572,7 @@
     </w:p>
     <w:p>
       <w:pPr>
+        <w:spacing w:line="259" w:lineRule="auto" w:after="60"/>
         <w:jc w:val="left"/>
       </w:pPr>
       <w:r>
@@ -490,6 +587,7 @@
     </w:p>
     <w:p>
       <w:pPr>
+        <w:spacing w:line="259" w:lineRule="auto" w:after="60"/>
         <w:jc w:val="left"/>
       </w:pPr>
       <w:r>
@@ -498,6 +596,7 @@
     </w:p>
     <w:p>
       <w:pPr>
+        <w:spacing w:line="259" w:lineRule="auto" w:after="60"/>
         <w:jc w:val="left"/>
       </w:pPr>
       <w:r>
@@ -510,6 +609,7 @@
     <w:p>
       <w:pPr>
         <w:pStyle w:val="ListBullet"/>
+        <w:spacing w:line="259" w:lineRule="auto" w:after="60"/>
       </w:pPr>
       <w:r>
         <w:t>Neukundenakquisition: CATL (Thüringen-Werk Leipzig), Webasto</w:t>
@@ -518,6 +618,7 @@
     <w:p>
       <w:pPr>
         <w:pStyle w:val="ListBullet"/>
+        <w:spacing w:line="259" w:lineRule="auto" w:after="60"/>
       </w:pPr>
       <w:r>
         <w:t>Investitionsprogramm Druckguss-Technologie (Hochdruckanlagen für Aluminium-Strukturteile)</w:t>
@@ -526,15 +627,21 @@
     <w:p>
       <w:pPr>
         <w:pStyle w:val="ListBullet"/>
+        <w:spacing w:line="259" w:lineRule="auto" w:after="60"/>
       </w:pPr>
       <w:r>
         <w:t>Finanzierung: KfW-Förderprogramm „Transformation" (Antrag Q1/2027)</w:t>
       </w:r>
     </w:p>
-    <w:p/>
+    <w:p>
+      <w:pPr>
+        <w:spacing w:line="259" w:lineRule="auto" w:after="60"/>
+      </w:pPr>
+    </w:p>
     <w:p>
       <w:pPr>
         <w:pStyle w:val="Heading2"/>
+        <w:spacing w:line="259" w:lineRule="auto" w:after="60"/>
       </w:pPr>
       <w:r>
         <w:rPr>
@@ -546,6 +653,7 @@
     <w:p>
       <w:pPr>
         <w:pStyle w:val="Heading3"/>
+        <w:spacing w:line="259" w:lineRule="auto" w:after="60"/>
       </w:pPr>
       <w:r>
         <w:rPr>
@@ -556,6 +664,7 @@
     </w:p>
     <w:p>
       <w:pPr>
+        <w:spacing w:line="259" w:lineRule="auto" w:after="60"/>
         <w:jc w:val="left"/>
       </w:pPr>
       <w:r>
@@ -568,6 +677,7 @@
     <w:p>
       <w:pPr>
         <w:pStyle w:val="ListBullet"/>
+        <w:spacing w:line="259" w:lineRule="auto" w:after="60"/>
       </w:pPr>
       <w:r>
         <w:t>§ 15a InsO: Insolvenzantragspflicht-Verletzung möglich, falls Zahlungsunfähigkeit</w:t>
@@ -575,6 +685,7 @@
     </w:p>
     <w:p>
       <w:pPr>
+        <w:spacing w:line="259" w:lineRule="auto" w:after="60"/>
         <w:jc w:val="left"/>
       </w:pPr>
       <w:r>
@@ -584,6 +695,7 @@
     <w:p>
       <w:pPr>
         <w:pStyle w:val="ListBullet"/>
+        <w:spacing w:line="259" w:lineRule="auto" w:after="60"/>
       </w:pPr>
       <w:r>
         <w:t>§ 64 GmbHG (a.F.) / § 15b InsO: Zahlungen nach Insolvenzreife? Prüfung ob</w:t>
@@ -591,6 +703,7 @@
     </w:p>
     <w:p>
       <w:pPr>
+        <w:spacing w:line="259" w:lineRule="auto" w:after="60"/>
         <w:jc w:val="left"/>
       </w:pPr>
       <w:r>
@@ -600,6 +713,7 @@
     <w:p>
       <w:pPr>
         <w:pStyle w:val="ListBullet"/>
+        <w:spacing w:line="259" w:lineRule="auto" w:after="60"/>
       </w:pPr>
       <w:r>
         <w:t>Bürgschaft gegenüber Sparkasse (1,5 Mio. EUR): Bestand; Aktivierung nur bei</w:t>
@@ -607,6 +721,7 @@
     </w:p>
     <w:p>
       <w:pPr>
+        <w:spacing w:line="259" w:lineRule="auto" w:after="60"/>
         <w:jc w:val="left"/>
       </w:pPr>
       <w:r>
@@ -615,6 +730,7 @@
     </w:p>
     <w:p>
       <w:pPr>
+        <w:spacing w:line="259" w:lineRule="auto" w:after="60"/>
         <w:jc w:val="left"/>
       </w:pPr>
       <w:r>
@@ -626,6 +742,7 @@
     </w:p>
     <w:p>
       <w:pPr>
+        <w:spacing w:line="259" w:lineRule="auto" w:after="60"/>
         <w:jc w:val="left"/>
       </w:pPr>
       <w:r>
@@ -634,6 +751,7 @@
     </w:p>
     <w:p>
       <w:pPr>
+        <w:spacing w:line="259" w:lineRule="auto" w:after="60"/>
         <w:jc w:val="left"/>
       </w:pPr>
       <w:r>
@@ -642,6 +760,7 @@
     </w:p>
     <w:p>
       <w:pPr>
+        <w:spacing w:line="259" w:lineRule="auto" w:after="60"/>
         <w:jc w:val="left"/>
       </w:pPr>
       <w:r>
@@ -651,6 +770,7 @@
     <w:p>
       <w:pPr>
         <w:pStyle w:val="Heading3"/>
+        <w:spacing w:line="259" w:lineRule="auto" w:after="60"/>
       </w:pPr>
       <w:r>
         <w:rPr>
@@ -661,6 +781,7 @@
     </w:p>
     <w:p>
       <w:pPr>
+        <w:spacing w:line="259" w:lineRule="auto" w:after="60"/>
         <w:jc w:val="left"/>
       </w:pPr>
       <w:r>
@@ -673,6 +794,7 @@
     <w:p>
       <w:pPr>
         <w:pStyle w:val="ListBullet"/>
+        <w:spacing w:line="259" w:lineRule="auto" w:after="60"/>
       </w:pPr>
       <w:r>
         <w:t>Als Geschäftsführerin der Komplementär-GmbH haftet sie gleichrangig mit Friedhelm</w:t>
@@ -680,6 +802,7 @@
     </w:p>
     <w:p>
       <w:pPr>
+        <w:spacing w:line="259" w:lineRule="auto" w:after="60"/>
         <w:jc w:val="left"/>
       </w:pPr>
       <w:r>
@@ -689,6 +812,7 @@
     <w:p>
       <w:pPr>
         <w:pStyle w:val="ListBullet"/>
+        <w:spacing w:line="259" w:lineRule="auto" w:after="60"/>
       </w:pPr>
       <w:r>
         <w:t>Bonus-Anfechtungsrisiko: Rechtlich beherrschbar; Vergleichslösung angestrebt</w:t>
@@ -696,6 +820,7 @@
     </w:p>
     <w:p>
       <w:pPr>
+        <w:spacing w:line="259" w:lineRule="auto" w:after="60"/>
         <w:jc w:val="left"/>
       </w:pPr>
       <w:r>
@@ -710,16 +835,22 @@
     </w:p>
     <w:p>
       <w:pPr>
+        <w:spacing w:line="259" w:lineRule="auto" w:after="60"/>
         <w:jc w:val="left"/>
       </w:pPr>
       <w:r>
         <w:t>Die Kanzlei Drosselberg &amp; Partner vertritt die KG, nicht die Geschäftsführer persönlich.</w:t>
       </w:r>
     </w:p>
-    <w:p/>
+    <w:p>
+      <w:pPr>
+        <w:spacing w:line="259" w:lineRule="auto" w:after="60"/>
+      </w:pPr>
+    </w:p>
     <w:p>
       <w:pPr>
         <w:pStyle w:val="Heading2"/>
+        <w:spacing w:line="259" w:lineRule="auto" w:after="60"/>
       </w:pPr>
       <w:r>
         <w:rPr>
@@ -1093,10 +1224,15 @@
         </w:tc>
       </w:tr>
     </w:tbl>
-    <w:p/>
+    <w:p>
+      <w:pPr>
+        <w:spacing w:line="259" w:lineRule="auto" w:after="60"/>
+      </w:pPr>
+    </w:p>
     <w:p>
       <w:pPr>
         <w:pStyle w:val="Heading2"/>
+        <w:spacing w:line="259" w:lineRule="auto" w:after="60"/>
       </w:pPr>
       <w:r>
         <w:rPr>
@@ -1107,6 +1243,7 @@
     </w:p>
     <w:p>
       <w:pPr>
+        <w:spacing w:line="259" w:lineRule="auto" w:after="60"/>
         <w:jc w:val="left"/>
       </w:pPr>
       <w:r>
@@ -1116,6 +1253,7 @@
     <w:p>
       <w:pPr>
         <w:pStyle w:val="ListNumber"/>
+        <w:spacing w:line="259" w:lineRule="auto" w:after="60"/>
       </w:pPr>
       <w:r>
         <w:t>Der StaRUG-Plan / Insolvenzplan gerichtlich bestätigt ist</w:t>
@@ -1124,6 +1262,7 @@
     <w:p>
       <w:pPr>
         <w:pStyle w:val="ListNumber"/>
+        <w:spacing w:line="259" w:lineRule="auto" w:after="60"/>
       </w:pPr>
       <w:r>
         <w:t>Die Sparkassen-Einigung (DtE-Swap + Rangrücktritt) unterschrieben ist</w:t>
@@ -1132,6 +1271,7 @@
     <w:p>
       <w:pPr>
         <w:pStyle w:val="ListNumber"/>
+        <w:spacing w:line="259" w:lineRule="auto" w:after="60"/>
       </w:pPr>
       <w:r>
         <w:t>Die Siemens-Pönale auf max. 400.000 EUR begrenzt ist</w:t>
@@ -1140,6 +1280,7 @@
     <w:p>
       <w:pPr>
         <w:pStyle w:val="ListNumber"/>
+        <w:spacing w:line="259" w:lineRule="auto" w:after="60"/>
       </w:pPr>
       <w:r>
         <w:t>Die Personalanpassung (162 MA) sozialplanmäßig abgeschlossen ist</w:t>
@@ -1148,6 +1289,7 @@
     <w:p>
       <w:pPr>
         <w:pStyle w:val="ListNumber"/>
+        <w:spacing w:line="259" w:lineRule="auto" w:after="60"/>
       </w:pPr>
       <w:r>
         <w:t>Kein Gläubiger außerhalb des Plans eine rechtliche Eskalation durchführt</w:t>
@@ -1156,14 +1298,20 @@
     <w:p>
       <w:pPr>
         <w:pStyle w:val="ListNumber"/>
+        <w:spacing w:line="259" w:lineRule="auto" w:after="60"/>
       </w:pPr>
       <w:r>
         <w:t>Die KG ab Januar 2027 wieder eigenständig ihre Verbindlichkeiten begleichen kann</w:t>
       </w:r>
     </w:p>
-    <w:p/>
     <w:p>
       <w:pPr>
+        <w:spacing w:line="259" w:lineRule="auto" w:after="60"/>
+      </w:pPr>
+    </w:p>
+    <w:p>
+      <w:pPr>
+        <w:spacing w:line="259" w:lineRule="auto" w:after="60"/>
         <w:jc w:val="left"/>
       </w:pPr>
       <w:r>
@@ -1175,6 +1323,7 @@
     </w:p>
     <w:p>
       <w:pPr>
+        <w:spacing w:line="259" w:lineRule="auto" w:after="60"/>
         <w:jc w:val="left"/>
       </w:pPr>
       <w:r>
@@ -1185,13 +1334,58 @@
       </w:r>
     </w:p>
     <w:sectPr>
+      <w:headerReference w:type="default" r:id="rId9"/>
+      <w:footerReference w:type="default" r:id="rId10"/>
       <w:pgSz w:w="11906" w:h="16838"/>
-      <w:pgMar w:top="1417" w:right="1417" w:bottom="1417" w:left="1417" w:header="720" w:footer="720" w:gutter="0"/>
+      <w:pgMar w:top="1191" w:right="1247" w:bottom="1134" w:left="1361" w:header="720" w:footer="720" w:gutter="0"/>
       <w:cols w:space="720"/>
       <w:docGrid w:linePitch="360"/>
     </w:sectPr>
   </w:body>
 </w:document>
+</file>
+
+<file path=word/footer1.xml><?xml version="1.0" encoding="utf-8"?>
+<w:ftr xmlns:m="http://schemas.openxmlformats.org/officeDocument/2006/math" xmlns:mc="http://schemas.openxmlformats.org/markup-compatibility/2006" xmlns:mo="http://schemas.microsoft.com/office/mac/office/2008/main" xmlns:mv="urn:schemas-microsoft-com:mac:vml" xmlns:o="urn:schemas-microsoft-com:office:office" xmlns:r="http://schemas.openxmlformats.org/officeDocument/2006/relationships" xmlns:v="urn:schemas-microsoft-com:vml" xmlns:w10="urn:schemas-microsoft-com:office:word" xmlns:w14="http://schemas.microsoft.com/office/word/2010/wordml" xmlns:w="http://schemas.openxmlformats.org/wordprocessingml/2006/main" xmlns:wne="http://schemas.microsoft.com/office/word/2006/wordml" xmlns:wp14="http://schemas.microsoft.com/office/word/2010/wordprocessingDrawing" xmlns:wp="http://schemas.openxmlformats.org/drawingml/2006/wordprocessingDrawing" xmlns:wpc="http://schemas.microsoft.com/office/word/2010/wordprocessingCanvas" xmlns:wpg="http://schemas.microsoft.com/office/word/2010/wordprocessingGroup" xmlns:wpi="http://schemas.microsoft.com/office/word/2010/wordprocessingInk" xmlns:wps="http://schemas.microsoft.com/office/word/2010/wordprocessingShape" mc:Ignorable="w14 wp14">
+  <w:p>
+    <w:pPr>
+      <w:pStyle w:val="Footer"/>
+      <w:jc w:val="left"/>
+    </w:pPr>
+    <w:r/>
+    <w:r>
+      <w:rPr>
+        <w:rFonts w:ascii="Times New Roman" w:hAnsi="Times New Roman"/>
+        <w:b w:val="0"/>
+        <w:color w:val="777777"/>
+        <w:sz w:val="17"/>
+      </w:rPr>
+      <w:t>Vertraulich | Bearbeitungsstand Juli 2026 | nur zur Aktenbearbeitung</w:t>
+    </w:r>
+  </w:p>
+</w:ftr>
+</file>
+
+<file path=word/header1.xml><?xml version="1.0" encoding="utf-8"?>
+<w:hdr xmlns:m="http://schemas.openxmlformats.org/officeDocument/2006/math" xmlns:mc="http://schemas.openxmlformats.org/markup-compatibility/2006" xmlns:mo="http://schemas.microsoft.com/office/mac/office/2008/main" xmlns:mv="urn:schemas-microsoft-com:mac:vml" xmlns:o="urn:schemas-microsoft-com:office:office" xmlns:r="http://schemas.openxmlformats.org/officeDocument/2006/relationships" xmlns:v="urn:schemas-microsoft-com:vml" xmlns:w10="urn:schemas-microsoft-com:office:word" xmlns:w14="http://schemas.microsoft.com/office/word/2010/wordml" xmlns:w="http://schemas.openxmlformats.org/wordprocessingml/2006/main" xmlns:wne="http://schemas.microsoft.com/office/word/2006/wordml" xmlns:wp14="http://schemas.microsoft.com/office/word/2010/wordprocessingDrawing" xmlns:wp="http://schemas.openxmlformats.org/drawingml/2006/wordprocessingDrawing" xmlns:wpc="http://schemas.microsoft.com/office/word/2010/wordprocessingCanvas" xmlns:wpg="http://schemas.microsoft.com/office/word/2010/wordprocessingGroup" xmlns:wpi="http://schemas.microsoft.com/office/word/2010/wordprocessingInk" xmlns:wps="http://schemas.microsoft.com/office/word/2010/wordprocessingShape" mc:Ignorable="w14 wp14">
+  <w:p>
+    <w:pPr>
+      <w:pStyle w:val="Header"/>
+      <w:jc w:val="left"/>
+    </w:pPr>
+    <w:r/>
+    <w:r>
+      <w:rPr>
+        <w:rFonts w:ascii="Times New Roman" w:hAnsi="Times New Roman"/>
+        <w:b w:val="0"/>
+        <w:i w:val="0"/>
+        <w:color w:val="666666"/>
+        <w:sz w:val="17"/>
+      </w:rPr>
+      <w:t>Lindenhof und Partner mbB | Insolvenz- und Restrukturierungsakte | Bearbeitungsstand Juli 2026</w:t>
+    </w:r>
+  </w:p>
+</w:hdr>
 </file>
 
 <file path=word/numbering.xml><?xml version="1.0" encoding="utf-8"?>
@@ -1908,11 +2102,12 @@
       <w:contextualSpacing/>
     </w:pPr>
     <w:rPr>
-      <w:rFonts w:asciiTheme="majorHAnsi" w:eastAsiaTheme="majorEastAsia" w:hAnsiTheme="majorHAnsi" w:cstheme="majorBidi"/>
+      <w:rFonts w:asciiTheme="majorHAnsi" w:eastAsiaTheme="majorEastAsia" w:hAnsiTheme="majorHAnsi" w:cstheme="majorBidi" w:ascii="Times New Roman" w:hAnsi="Times New Roman"/>
+      <w:b/>
       <w:color w:val="17365D" w:themeColor="text2" w:themeShade="BF"/>
       <w:spacing w:val="5"/>
       <w:kern w:val="28"/>
-      <w:sz w:val="52"/>
+      <w:sz w:val="30"/>
       <w:szCs w:val="52"/>
     </w:rPr>
   </w:style>
